--- a/libros/oni-no-ketsuryu-volumen-1/libro.docx
+++ b/libros/oni-no-ketsuryu-volumen-1/libro.docx
@@ -7,53 +7,9 @@
         <w:jc w:val="center"/>
       </w:pPr>
       <w:r>
-        <w:rPr>
-          <w:rFonts w:ascii="Arial" w:hAnsi="Arial"/>
-          <w:b/>
-          <w:color w:val="DC2626"/>
-          <w:sz w:val="52"/>
-        </w:rPr>
-        <w:t>ONI NO KETSURYŪ</w:t>
-        <w:br/>
-        <w:t>(鬼の血流 - La Estirpe de la Sangre)</w:t>
-        <w:br/>
-      </w:r>
-      <w:r>
-        <w:rPr>
-          <w:rFonts w:ascii="Arial" w:hAnsi="Arial"/>
-          <w:color w:val="B91C1C"/>
-          <w:sz w:val="32"/>
-        </w:rPr>
-        <w:t>Volumen 1: La Noche de las Hojas Rotas</w:t>
-        <w:br/>
-        <w:br/>
-        <w:t>MANGA / LIGHT NOVEL • FANTASÍA OSCURA &amp; ACCIÓN SENGOKU</w:t>
-        <w:br/>
-        <w:br/>
-      </w:r>
-      <w:r>
-        <w:rPr>
-          <w:rFonts w:ascii="Arial" w:hAnsi="Arial"/>
-          <w:b/>
-          <w:color w:val="475569"/>
-          <w:sz w:val="28"/>
-        </w:rPr>
-        <w:t>Por Nicolás Noguera</w:t>
-        <w:br/>
-        <w:br/>
-        <w:br/>
-      </w:r>
-    </w:p>
-    <w:p>
-      <w:pPr>
-        <w:jc w:val="center"/>
-      </w:pPr>
-    </w:p>
-    <w:p>
-      <w:r>
         <w:drawing>
           <wp:inline xmlns:a="http://schemas.openxmlformats.org/drawingml/2006/main" xmlns:pic="http://schemas.openxmlformats.org/drawingml/2006/picture">
-            <wp:extent cx="4114800" cy="5510893"/>
+            <wp:extent cx="4572000" cy="6123214"/>
             <wp:docPr id="1" name="Picture 1"/>
             <wp:cNvGraphicFramePr>
               <a:graphicFrameLocks noChangeAspect="1"/>
@@ -74,7 +30,7 @@
                   <pic:spPr>
                     <a:xfrm>
                       <a:off x="0" y="0"/>
-                      <a:ext cx="4114800" cy="5510893"/>
+                      <a:ext cx="4572000" cy="6123214"/>
                     </a:xfrm>
                     <a:prstGeom prst="rect"/>
                   </pic:spPr>
@@ -91,93 +47,139 @@
       </w:r>
     </w:p>
     <w:p>
+      <w:bookmarkStart w:id="0" w:name="titulo_principal"/>
+      <w:pPr>
+        <w:keepNext/>
+        <w:spacing w:before="240" w:after="120"/>
+        <w:jc w:val="center"/>
+      </w:pPr>
+      <w:r>
+        <w:rPr>
+          <w:rFonts w:ascii="Calibri" w:hAnsi="Calibri"/>
+          <w:b/>
+          <w:color w:val="8B0000"/>
+          <w:sz w:val="40"/>
+        </w:rPr>
+        <w:t>Oni no Ketsuryū (鬼の血流 - La Estirpe de la Sangre)</w:t>
+      </w:r>
+      <w:bookmarkEnd w:id="0"/>
+    </w:p>
+    <w:p>
+      <w:bookmarkStart w:id="1" w:name="subtitulo_vol1"/>
+      <w:pPr>
+        <w:keepNext/>
+        <w:spacing w:before="240" w:after="120"/>
+        <w:jc w:val="left"/>
+      </w:pPr>
+      <w:r>
+        <w:rPr>
+          <w:rFonts w:ascii="Calibri" w:hAnsi="Calibri"/>
+          <w:b/>
+          <w:color w:val="4A5568"/>
+          <w:sz w:val="30"/>
+        </w:rPr>
+        <w:t>Volumen 1: La Noche de las Hojas Rotas</w:t>
+      </w:r>
+      <w:bookmarkEnd w:id="1"/>
+    </w:p>
+    <w:p>
       <w:pPr>
         <w:jc w:val="center"/>
       </w:pPr>
       <w:r>
         <w:rPr>
-          <w:rFonts w:ascii="Arial" w:hAnsi="Arial"/>
-          <w:b/>
-          <w:color w:val="DC2626"/>
-          <w:sz w:val="40"/>
+          <w:i/>
+          <w:sz w:val="22"/>
         </w:rPr>
-        <w:t>TABLA DE CONTENIDOS</w:t>
-        <w:br/>
+        <w:t>Autor: Nicolás Noguera | Formato: Manga / Light Novel Oficial</w:t>
       </w:r>
     </w:p>
     <w:p>
+      <w:pPr>
+        <w:spacing w:after="360"/>
+      </w:pPr>
+    </w:p>
+    <w:p>
+      <w:bookmarkStart w:id="2" w:name="toc_header"/>
+      <w:pPr>
+        <w:keepNext/>
+        <w:spacing w:before="240" w:after="120"/>
+        <w:jc w:val="left"/>
+      </w:pPr>
       <w:r>
         <w:rPr>
+          <w:rFonts w:ascii="Calibri" w:hAnsi="Calibri"/>
           <w:b/>
-          <w:color w:val="B91C1C"/>
+          <w:color w:val="4A5568"/>
+          <w:sz w:val="30"/>
         </w:rPr>
-        <w:t xml:space="preserve">• Capítulo 1: </w:t>
+        <w:t>ÍNDICE DE CONTENIDOS</w:t>
       </w:r>
+      <w:bookmarkEnd w:id="2"/>
+    </w:p>
+    <w:p>
+      <w:pPr>
+        <w:spacing w:after="80"/>
+        <w:ind w:left="720"/>
+      </w:pPr>
       <w:r>
         <w:rPr>
-          <w:i/>
+          <w:color w:val="2B6CB0"/>
+          <w:sz w:val="22"/>
         </w:rPr>
-        <w:t>El Olor a Nieve y Sangre</w:t>
+        <w:t>•  Capítulo 1: El Olor a Nieve y Sangre</w:t>
       </w:r>
     </w:p>
     <w:p>
+      <w:pPr>
+        <w:spacing w:after="80"/>
+        <w:ind w:left="720"/>
+      </w:pPr>
       <w:r>
         <w:rPr>
-          <w:b/>
-          <w:color w:val="B91C1C"/>
+          <w:color w:val="2B6CB0"/>
+          <w:sz w:val="22"/>
         </w:rPr>
-        <w:t xml:space="preserve">• Capítulo 2: </w:t>
-      </w:r>
-      <w:r>
-        <w:rPr>
-          <w:i/>
-        </w:rPr>
-        <w:t>La Hermana de las Sombras</w:t>
+        <w:t>•  Capítulo 2: La Hermana de las Sombras</w:t>
       </w:r>
     </w:p>
     <w:p>
+      <w:pPr>
+        <w:spacing w:after="80"/>
+        <w:ind w:left="720"/>
+      </w:pPr>
       <w:r>
         <w:rPr>
-          <w:b/>
-          <w:color w:val="B91C1C"/>
+          <w:color w:val="2B6CB0"/>
+          <w:sz w:val="22"/>
         </w:rPr>
-        <w:t xml:space="preserve">• Capítulo 3: </w:t>
-      </w:r>
-      <w:r>
-        <w:rPr>
-          <w:i/>
-        </w:rPr>
-        <w:t>La Prueba del Cazador</w:t>
+        <w:t>•  Capítulo 3: La Prueba del Cazador</w:t>
       </w:r>
     </w:p>
     <w:p>
+      <w:pPr>
+        <w:spacing w:after="80"/>
+        <w:ind w:left="720"/>
+      </w:pPr>
       <w:r>
         <w:rPr>
-          <w:b/>
-          <w:color w:val="B91C1C"/>
+          <w:color w:val="2B6CB0"/>
+          <w:sz w:val="22"/>
         </w:rPr>
-        <w:t xml:space="preserve">• Capítulo 4: </w:t>
-      </w:r>
-      <w:r>
-        <w:rPr>
-          <w:i/>
-        </w:rPr>
-        <w:t>El Arte de la Hoja Maldita</w:t>
+        <w:t>•  Capítulo 4: El Arte de la Hoja Maldita</w:t>
       </w:r>
     </w:p>
     <w:p>
+      <w:pPr>
+        <w:spacing w:after="80"/>
+        <w:ind w:left="720"/>
+      </w:pPr>
       <w:r>
         <w:rPr>
-          <w:b/>
-          <w:color w:val="B91C1C"/>
+          <w:color w:val="2B6CB0"/>
+          <w:sz w:val="22"/>
         </w:rPr>
-        <w:t xml:space="preserve">• Capítulo 5: </w:t>
-      </w:r>
-      <w:r>
-        <w:rPr>
-          <w:i/>
-        </w:rPr>
-        <w:t>La Selección Final (Clímax del Volumen 1)</w:t>
+        <w:t>•  Capítulo 5: La Selección Final</w:t>
       </w:r>
     </w:p>
     <w:p>
@@ -186,49 +188,48 @@
       </w:r>
     </w:p>
     <w:p>
-      <w:r>
-        <w:bookmarkStart w:id="1" w:name="chap1"/>
-      </w:r>
+      <w:bookmarkStart w:id="10" w:name="cap_1"/>
+      <w:pPr>
+        <w:keepNext/>
+        <w:spacing w:before="240" w:after="120"/>
+        <w:jc w:val="center"/>
+      </w:pPr>
       <w:r>
         <w:rPr>
-          <w:rFonts w:ascii="Arial" w:hAnsi="Arial"/>
+          <w:rFonts w:ascii="Calibri" w:hAnsi="Calibri"/>
           <w:b/>
-          <w:color w:val="B91C1C"/>
-          <w:sz w:val="28"/>
+          <w:color w:val="8B0000"/>
+          <w:sz w:val="40"/>
         </w:rPr>
-        <w:t>Capítulo 1</w:t>
-        <w:br/>
+        <w:t>Capítulo 1: El Olor a Nieve y Sangre</w:t>
       </w:r>
+      <w:bookmarkEnd w:id="10"/>
+    </w:p>
+    <w:p>
+      <w:bookmarkStart w:id="11" w:name="cap_1_esc"/>
+      <w:pPr>
+        <w:keepNext/>
+        <w:spacing w:before="240" w:after="120"/>
+        <w:jc w:val="left"/>
+      </w:pPr>
       <w:r>
         <w:rPr>
-          <w:rFonts w:ascii="Arial" w:hAnsi="Arial"/>
+          <w:rFonts w:ascii="Calibri" w:hAnsi="Calibri"/>
           <w:b/>
-          <w:color w:val="DC2626"/>
-          <w:sz w:val="40"/>
+          <w:color w:val="4A5568"/>
+          <w:sz w:val="30"/>
         </w:rPr>
-        <w:t>El Olor a Nieve y Sangre</w:t>
+        <w:t>Escena 1: La Herrería de la Montaña</w:t>
       </w:r>
-      <w:r>
-        <w:bookmarkEnd w:id="1"/>
-      </w:r>
+      <w:bookmarkEnd w:id="11"/>
     </w:p>
     <w:p>
+      <w:pPr>
+        <w:spacing w:line="276" w:lineRule="auto" w:after="160"/>
+      </w:pPr>
       <w:r>
         <w:rPr>
-          <w:rFonts w:ascii="Arial" w:hAnsi="Arial"/>
-          <w:b/>
-          <w:color w:val="475569"/>
-          <w:sz w:val="26"/>
-        </w:rPr>
-        <w:br/>
-        <w:t>◆ Escena 1: La Herrería de la Montaña</w:t>
-        <w:br/>
-      </w:r>
-    </w:p>
-    <w:p>
-      <w:r>
-        <w:rPr>
-          <w:rFonts w:ascii="Georgia" w:hAnsi="Georgia"/>
+          <w:rFonts w:ascii="Calibri" w:hAnsi="Calibri"/>
           <w:sz w:val="22"/>
         </w:rPr>
         <w:t>La nieve caía en copos pesados sobre el monte Kurodake. Dentro de la herrería de la familia Hagane, el fuego del horno brillaba con un rojo intenso. Ren, un joven de quince años con cabello negro despeinado y ropas de trabajo manchadas de hollín, martillaba con ritmo constante un lingote de acero Tamahagane.</w:t>
@@ -238,104 +239,17 @@
         <w:br/>
         <w:br/>
         <w:t>—El acero no se moldea solo con fuerza, Ren —dijo su padre, ajustando sus anteojos de madera—. Responde a la intención de tu corazón. Si tu mente está agitada, la hoja se romperá al primer impacto.</w:t>
-        <w:br/>
-        <w:br/>
-        <w:t>—Lo sé, padre —respondió Ren, secándose el sudor de la frente con el antebrazo—. Pero las historias dicen que los demonios han bajado hasta los valles vecinos. Necesitamos armas más resistentes.</w:t>
-        <w:br/>
-        <w:br/>
-        <w:t>—Los Oni pertenecen a las sombras, hijo. Mientras el fuego de este horno siga encendido, esta casa estará protegida.</w:t>
-        <w:br/>
-        <w:br/>
-        <w:t>Pero esa misma noche, la tormenta de nieve apagó la última llama del horno.</w:t>
-      </w:r>
-    </w:p>
-    <w:p>
-      <w:r>
-        <w:rPr>
-          <w:rFonts w:ascii="Arial" w:hAnsi="Arial"/>
-          <w:b/>
-          <w:color w:val="475569"/>
-          <w:sz w:val="26"/>
-        </w:rPr>
-        <w:br/>
-        <w:t>◆ Escena 2: La Masacre del Viento Helado</w:t>
-        <w:br/>
-      </w:r>
-    </w:p>
-    <w:p>
-      <w:r>
-        <w:rPr>
-          <w:rFonts w:ascii="Georgia" w:hAnsi="Georgia"/>
-          <w:sz w:val="22"/>
-        </w:rPr>
-        <w:t>A medianoche, el viento arrancó la puerta de madera del taller de cuajo. El frío helado de la montaña inundó la estancia, acompañado por un olor fétido a azufre y carne en descomposición.</w:t>
-        <w:br/>
-        <w:br/>
-        <w:t>Desde la penumbra de la tormenta emergió una figura grotesca de tres metros de altura. Su piel era gris como la piedra, cuatro cuernos afilados brotaban de su frente y sus ojos amarillos brillaban con la inscripción del rango demoníaco. Era un Oni de la Sangre.</w:t>
-        <w:br/>
-        <w:br/>
-        <w:t>En un abrir y cerrar de ojos, antes de que Ren pudiera reaccionar, la bestia atravesó el pecho de su padre con sus garras de metal.</w:t>
-        <w:br/>
-        <w:br/>
-        <w:t>—¡Padre! —gritó Ren, lanzándose hacia la katana en proceso de forja.</w:t>
-        <w:br/>
-        <w:br/>
-        <w:t>Miyuki corrió a proteger el cuerpo de su padre, pero el demonio la sujetó del cuello con una sola mano, alzándola en el aire mientras una risa gutural retumbaba en la casa.</w:t>
-        <w:br/>
-        <w:br/>
-        <w:t>—Sangre de herrero... la más dulce de todas —siseó el Oni, clavando sus colmillos en el hombro de la joven.</w:t>
-      </w:r>
-    </w:p>
-    <w:p>
-      <w:r>
-        <w:rPr>
-          <w:rFonts w:ascii="Arial" w:hAnsi="Arial"/>
-          <w:b/>
-          <w:color w:val="475569"/>
-          <w:sz w:val="26"/>
-        </w:rPr>
-        <w:br/>
-        <w:t>◆ Escena 3: El Pacto de la Hoja Rota</w:t>
-        <w:br/>
-      </w:r>
-    </w:p>
-    <w:p>
-      <w:r>
-        <w:rPr>
-          <w:rFonts w:ascii="Georgia" w:hAnsi="Georgia"/>
-          <w:sz w:val="22"/>
-        </w:rPr>
-        <w:t>Desesperado, Ren tomó la katana incandescente con las manos desnudas, ignorando el dolor de la piel quemándose en la empuñadura. Se arrojó contra el demonio y clavó la hoja en el cuello de la criatura.</w:t>
-        <w:br/>
-        <w:br/>
-        <w:t>El acero no estaba templado. Con un chasquido seco, la katana se partió en dos.</w:t>
-        <w:br/>
-        <w:br/>
-        <w:t>El Oni rugió de ira y golpeó a Ren, arrojándolo contra la pared de piedra. Pero la sangre del demonio goteó abundantemente sobre el pedazo de hoja rota que Ren aún apretaba en su mano derecha.</w:t>
-        <w:br/>
-        <w:br/>
-        <w:t>Una reacción alquímica violenta ocurrió al instante. La sangre del Oni no destruyó el metal: fue absorbida por los poros del acero Tamahagane. La katana rota comenzó a regenerarse, formando un filo hecho de cristal negro y venas carmesí que latían como un corazón humano.</w:t>
-        <w:br/>
-        <w:br/>
-        <w:t>Una voz antigua resonó en la mente de Ren:</w:t>
-        <w:br/>
-        <w:br/>
-        <w:t>«Entrega tu humanidad para cortar la carne de los inmortales...»</w:t>
-        <w:br/>
-        <w:br/>
-        <w:t>Ren apretó la empuñadura. Las venas de sus brazos se volvieron negras mientras la maldición se extendía por su cuello hasta la mejilla derecha. Con un movimiento veloz como el rayo, decapito al demonio de un solo tajo antes de que la criatura pudiera reaccionar.</w:t>
       </w:r>
     </w:p>
     <w:p>
       <w:pPr>
+        <w:spacing w:before="120" w:after="280"/>
         <w:jc w:val="center"/>
       </w:pPr>
-    </w:p>
-    <w:p>
       <w:r>
         <w:drawing>
           <wp:inline xmlns:a="http://schemas.openxmlformats.org/drawingml/2006/main" xmlns:pic="http://schemas.openxmlformats.org/drawingml/2006/picture">
-            <wp:extent cx="4572000" cy="2551814"/>
+            <wp:extent cx="4754880" cy="2674620"/>
             <wp:docPr id="2" name="Picture 2"/>
             <wp:cNvGraphicFramePr>
               <a:graphicFrameLocks noChangeAspect="1"/>
@@ -344,7 +258,7 @@
               <a:graphicData uri="http://schemas.openxmlformats.org/drawingml/2006/picture">
                 <pic:pic>
                   <pic:nvPicPr>
-                    <pic:cNvPr id="0" name="escena_1.jpg"/>
+                    <pic:cNvPr id="0" name="escena_c1_e1.jpg"/>
                     <pic:cNvPicPr/>
                   </pic:nvPicPr>
                   <pic:blipFill>
@@ -356,7 +270,165 @@
                   <pic:spPr>
                     <a:xfrm>
                       <a:off x="0" y="0"/>
-                      <a:ext cx="4572000" cy="2551814"/>
+                      <a:ext cx="4754880" cy="2674620"/>
+                    </a:xfrm>
+                    <a:prstGeom prst="rect"/>
+                  </pic:spPr>
+                </pic:pic>
+              </a:graphicData>
+            </a:graphic>
+          </wp:inline>
+        </w:drawing>
+      </w:r>
+    </w:p>
+    <w:p>
+      <w:bookmarkStart w:id="11" w:name="cap_1_esc"/>
+      <w:pPr>
+        <w:keepNext/>
+        <w:spacing w:before="240" w:after="120"/>
+        <w:jc w:val="left"/>
+      </w:pPr>
+      <w:r>
+        <w:rPr>
+          <w:rFonts w:ascii="Calibri" w:hAnsi="Calibri"/>
+          <w:b/>
+          <w:color w:val="4A5568"/>
+          <w:sz w:val="30"/>
+        </w:rPr>
+        <w:t>Escena 2: La Masacre del Viento Helado</w:t>
+      </w:r>
+      <w:bookmarkEnd w:id="11"/>
+    </w:p>
+    <w:p>
+      <w:pPr>
+        <w:spacing w:line="276" w:lineRule="auto" w:after="160"/>
+      </w:pPr>
+      <w:r>
+        <w:rPr>
+          <w:rFonts w:ascii="Calibri" w:hAnsi="Calibri"/>
+          <w:sz w:val="22"/>
+        </w:rPr>
+        <w:t>El silencio de la noche fue destruido por un alarido gutural. La puerta de madera de la herrería saltó hecha pedazos cuando una monstruosa criatura de tres metros de altura y cuatro cuernos retorcidos irrumpió en el taller. Sus ojos amarillos brillaban con un hambre insaciable.</w:t>
+        <w:br/>
+        <w:br/>
+        <w:t>Antes de que Ren pudiera reaccionar, el demonio barrió a su padre con un zarpazo brutal. El impacto arrojó al maestro herrero contra la pared de piedra.</w:t>
+        <w:br/>
+        <w:br/>
+        <w:t>—¡Padre! —gritó Ren, abalanzándose sobre la primera hoja inacabada que encontró en la mesa de trabajo.</w:t>
+        <w:br/>
+        <w:br/>
+        <w:t>Miyuki corrió a proteger a su padre herido, pero el demonio la sujetó del cuello con una garra enorme, alzándola en el aire mientras la nieve entraba violentamente por la brecha del tejado.</w:t>
+      </w:r>
+    </w:p>
+    <w:p>
+      <w:pPr>
+        <w:spacing w:before="120" w:after="280"/>
+        <w:jc w:val="center"/>
+      </w:pPr>
+      <w:r>
+        <w:drawing>
+          <wp:inline xmlns:a="http://schemas.openxmlformats.org/drawingml/2006/main" xmlns:pic="http://schemas.openxmlformats.org/drawingml/2006/picture">
+            <wp:extent cx="4754880" cy="2674620"/>
+            <wp:docPr id="3" name="Picture 3"/>
+            <wp:cNvGraphicFramePr>
+              <a:graphicFrameLocks noChangeAspect="1"/>
+            </wp:cNvGraphicFramePr>
+            <a:graphic>
+              <a:graphicData uri="http://schemas.openxmlformats.org/drawingml/2006/picture">
+                <pic:pic>
+                  <pic:nvPicPr>
+                    <pic:cNvPr id="0" name="escena_c1_e2.jpg"/>
+                    <pic:cNvPicPr/>
+                  </pic:nvPicPr>
+                  <pic:blipFill>
+                    <a:blip r:embed="rId11"/>
+                    <a:stretch>
+                      <a:fillRect/>
+                    </a:stretch>
+                  </pic:blipFill>
+                  <pic:spPr>
+                    <a:xfrm>
+                      <a:off x="0" y="0"/>
+                      <a:ext cx="4754880" cy="2674620"/>
+                    </a:xfrm>
+                    <a:prstGeom prst="rect"/>
+                  </pic:spPr>
+                </pic:pic>
+              </a:graphicData>
+            </a:graphic>
+          </wp:inline>
+        </w:drawing>
+      </w:r>
+    </w:p>
+    <w:p>
+      <w:bookmarkStart w:id="11" w:name="cap_1_esc"/>
+      <w:pPr>
+        <w:keepNext/>
+        <w:spacing w:before="240" w:after="120"/>
+        <w:jc w:val="left"/>
+      </w:pPr>
+      <w:r>
+        <w:rPr>
+          <w:rFonts w:ascii="Calibri" w:hAnsi="Calibri"/>
+          <w:b/>
+          <w:color w:val="4A5568"/>
+          <w:sz w:val="30"/>
+        </w:rPr>
+        <w:t>Escena 3: El Pacto de la Hoja Rota</w:t>
+      </w:r>
+      <w:bookmarkEnd w:id="11"/>
+    </w:p>
+    <w:p>
+      <w:pPr>
+        <w:spacing w:line="276" w:lineRule="auto" w:after="160"/>
+      </w:pPr>
+      <w:r>
+        <w:rPr>
+          <w:rFonts w:ascii="Calibri" w:hAnsi="Calibri"/>
+          <w:sz w:val="22"/>
+        </w:rPr>
+        <w:t>Lleno de una furia ciega, Ren atacó al demonio. Su espada sin afilar impactó contra el cuello de la bestia, pero el metal no pudo atravesar la piel dura como la piedra y se rompió en mil pedazos.</w:t>
+        <w:br/>
+        <w:br/>
+        <w:t>El demonio rio con desprecio y arrojó a Miyuki contra el suelo sangrante. Un hilo de sangre demoníaca cayó directamente sobre la boca abierta de la niña.</w:t>
+        <w:br/>
+        <w:br/>
+        <w:t>En ese instante de desesperación absoluta, la hoja rota de cristal negro que descansaba en el altar de la herrería comenzó a brillar con una luz carmesí intensa. Líneas de fuego negro se extendieron por el rostro de Ren, marcando sus mejillas con símbolos rúnicos ancestrales.</w:t>
+        <w:br/>
+        <w:br/>
+        <w:t>—No tocarás a mi hermana... —susurró Ren, mientras la energía de la hoja rota envolvía su mano derecha.</w:t>
+      </w:r>
+    </w:p>
+    <w:p>
+      <w:pPr>
+        <w:spacing w:before="120" w:after="280"/>
+        <w:jc w:val="center"/>
+      </w:pPr>
+      <w:r>
+        <w:drawing>
+          <wp:inline xmlns:a="http://schemas.openxmlformats.org/drawingml/2006/main" xmlns:pic="http://schemas.openxmlformats.org/drawingml/2006/picture">
+            <wp:extent cx="4754880" cy="2674620"/>
+            <wp:docPr id="4" name="Picture 4"/>
+            <wp:cNvGraphicFramePr>
+              <a:graphicFrameLocks noChangeAspect="1"/>
+            </wp:cNvGraphicFramePr>
+            <a:graphic>
+              <a:graphicData uri="http://schemas.openxmlformats.org/drawingml/2006/picture">
+                <pic:pic>
+                  <pic:nvPicPr>
+                    <pic:cNvPr id="0" name="escena_c1_e3.jpg"/>
+                    <pic:cNvPicPr/>
+                  </pic:nvPicPr>
+                  <pic:blipFill>
+                    <a:blip r:embed="rId12"/>
+                    <a:stretch>
+                      <a:fillRect/>
+                    </a:stretch>
+                  </pic:blipFill>
+                  <pic:spPr>
+                    <a:xfrm>
+                      <a:off x="0" y="0"/>
+                      <a:ext cx="4754880" cy="2674620"/>
                     </a:xfrm>
                     <a:prstGeom prst="rect"/>
                   </pic:spPr>
@@ -373,141 +445,258 @@
       </w:r>
     </w:p>
     <w:p>
-      <w:r>
-        <w:bookmarkStart w:id="2" w:name="chap2"/>
-      </w:r>
+      <w:bookmarkStart w:id="20" w:name="cap_2"/>
+      <w:pPr>
+        <w:keepNext/>
+        <w:spacing w:before="240" w:after="120"/>
+        <w:jc w:val="center"/>
+      </w:pPr>
       <w:r>
         <w:rPr>
-          <w:rFonts w:ascii="Arial" w:hAnsi="Arial"/>
+          <w:rFonts w:ascii="Calibri" w:hAnsi="Calibri"/>
           <w:b/>
-          <w:color w:val="B91C1C"/>
-          <w:sz w:val="28"/>
+          <w:color w:val="8B0000"/>
+          <w:sz w:val="40"/>
         </w:rPr>
-        <w:t>Capítulo 2</w:t>
-        <w:br/>
+        <w:t>Capítulo 2: La Hermana de las Sombras</w:t>
       </w:r>
+      <w:bookmarkEnd w:id="20"/>
+    </w:p>
+    <w:p>
+      <w:bookmarkStart w:id="21" w:name="cap_2_esc"/>
+      <w:pPr>
+        <w:keepNext/>
+        <w:spacing w:before="240" w:after="120"/>
+        <w:jc w:val="left"/>
+      </w:pPr>
       <w:r>
         <w:rPr>
-          <w:rFonts w:ascii="Arial" w:hAnsi="Arial"/>
+          <w:rFonts w:ascii="Calibri" w:hAnsi="Calibri"/>
           <w:b/>
-          <w:color w:val="DC2626"/>
-          <w:sz w:val="40"/>
+          <w:color w:val="4A5568"/>
+          <w:sz w:val="30"/>
         </w:rPr>
-        <w:t>La Hermana de las Sombras</w:t>
+        <w:t>Escena 1: Las Venas de la Maldición</w:t>
       </w:r>
+      <w:bookmarkEnd w:id="21"/>
+    </w:p>
+    <w:p>
+      <w:pPr>
+        <w:spacing w:line="276" w:lineRule="auto" w:after="160"/>
+      </w:pPr>
       <w:r>
-        <w:bookmarkEnd w:id="2"/>
+        <w:rPr>
+          <w:rFonts w:ascii="Calibri" w:hAnsi="Calibri"/>
+          <w:sz w:val="22"/>
+        </w:rPr>
+        <w:t>El demonio cayó decapitado en la nieve mientras las cenizas de su cuerpo eran consumidas por el fuego rojo de la espada de Ren.</w:t>
+        <w:br/>
+        <w:br/>
+        <w:t>Ren corrió hacia Miyuki, pero la niña comenzó a retorcerse de dolor. La sangre demoníaca que había ingresado en su cuerpo estaba transformando su anatomía: pequeñas protuberancias con forma de cuernos brotaron de su frente y sus pupilas se volvieron verticales como las de una bestia.</w:t>
+        <w:br/>
+        <w:br/>
+        <w:t>Sin embargo, a diferencia de los otros monstruos, Miyuki no atacó a Ren. Lagrimas cayeron de sus ojos rasgados mientras luchaba por mantener el control de su mente humana.</w:t>
       </w:r>
     </w:p>
     <w:p>
+      <w:pPr>
+        <w:spacing w:before="120" w:after="280"/>
+        <w:jc w:val="center"/>
+      </w:pPr>
       <w:r>
-        <w:rPr>
-          <w:rFonts w:ascii="Arial" w:hAnsi="Arial"/>
-          <w:b/>
-          <w:color w:val="475569"/>
-          <w:sz w:val="26"/>
-        </w:rPr>
-        <w:br/>
-        <w:t>◆ Escena 1: Las Venas de la Maldición</w:t>
-        <w:br/>
+        <w:drawing>
+          <wp:inline xmlns:a="http://schemas.openxmlformats.org/drawingml/2006/main" xmlns:pic="http://schemas.openxmlformats.org/drawingml/2006/picture">
+            <wp:extent cx="4754880" cy="2674620"/>
+            <wp:docPr id="5" name="Picture 5"/>
+            <wp:cNvGraphicFramePr>
+              <a:graphicFrameLocks noChangeAspect="1"/>
+            </wp:cNvGraphicFramePr>
+            <a:graphic>
+              <a:graphicData uri="http://schemas.openxmlformats.org/drawingml/2006/picture">
+                <pic:pic>
+                  <pic:nvPicPr>
+                    <pic:cNvPr id="0" name="escena_c2_e1.jpg"/>
+                    <pic:cNvPicPr/>
+                  </pic:nvPicPr>
+                  <pic:blipFill>
+                    <a:blip r:embed="rId13"/>
+                    <a:stretch>
+                      <a:fillRect/>
+                    </a:stretch>
+                  </pic:blipFill>
+                  <pic:spPr>
+                    <a:xfrm>
+                      <a:off x="0" y="0"/>
+                      <a:ext cx="4754880" cy="2674620"/>
+                    </a:xfrm>
+                    <a:prstGeom prst="rect"/>
+                  </pic:spPr>
+                </pic:pic>
+              </a:graphicData>
+            </a:graphic>
+          </wp:inline>
+        </w:drawing>
       </w:r>
     </w:p>
     <w:p>
+      <w:bookmarkStart w:id="21" w:name="cap_2_esc"/>
+      <w:pPr>
+        <w:keepNext/>
+        <w:spacing w:before="240" w:after="120"/>
+        <w:jc w:val="left"/>
+      </w:pPr>
       <w:r>
         <w:rPr>
-          <w:rFonts w:ascii="Georgia" w:hAnsi="Georgia"/>
+          <w:rFonts w:ascii="Calibri" w:hAnsi="Calibri"/>
+          <w:b/>
+          <w:color w:val="4A5568"/>
+          <w:sz w:val="30"/>
+        </w:rPr>
+        <w:t>Escena 2: El Silencio del Bambú</w:t>
+      </w:r>
+      <w:bookmarkEnd w:id="21"/>
+    </w:p>
+    <w:p>
+      <w:pPr>
+        <w:spacing w:line="276" w:lineRule="auto" w:after="160"/>
+      </w:pPr>
+      <w:r>
+        <w:rPr>
+          <w:rFonts w:ascii="Calibri" w:hAnsi="Calibri"/>
           <w:sz w:val="22"/>
         </w:rPr>
-        <w:t>El cuerpo del demonio se disolvió en cenizas negras que el viento de la tormenta dispersó en la noche.</w:t>
+        <w:t>Para evitar que su hermana fuera dominada por la sed de sangre o lastimara a inocentes, Ren colocó un trozo de bambú sellado con cuerda sobre la boca de Miyuki.</w:t>
         <w:br/>
         <w:br/>
-        <w:t>Ren cayó de rodillas sobre la madera ensangrentada, respirando con dificultad. La katana de cristal negro se apagó, volviendo a parecer un pedazo de hierro gastado, pero las venas oscuras en el cuello de Ren no desaparecieron; quedaron grabadas bajo su piel como un tatuaje indeleble.</w:t>
+        <w:t>La niña asintió con la cabeza en un gesto de absoluta confianza hacia su hermano.</w:t>
         <w:br/>
         <w:br/>
-        <w:t>—Miyuki... —susurró Ren, arrastrándose hacia su hermana.</w:t>
+        <w:t>Ren cubrió a su hermana con una manta gruesa para protegerla de la luz del sol matutino y preparó un cesto de mimbre reforzado para llevarla en su espalda.</w:t>
         <w:br/>
         <w:br/>
-        <w:t>Miyuki yacía en el suelo. La herida de su hombro no sangraba; en su lugar, marcas púrpuras se extendían rápidamente por su cuello. Sus ojos se abrieron de golpe, pero ya no eran negros: sus pupilas eran rasgadas como las de una bestia y dos pequeños cuernos de hueso comenzaban a asomar entre su cabello.</w:t>
-        <w:br/>
-        <w:br/>
-        <w:t>La joven se abalanzó sobre Ren con un rugido primario, intentando morderlo.</w:t>
-        <w:br/>
-        <w:br/>
-        <w:t>Ren no usó la espada. La abrazó con fuerza, sujetando sus brazos mientras las garras de Miyuki le desgarraban la espalda.</w:t>
-        <w:br/>
-        <w:br/>
-        <w:t>—Miyuki, soy yo... Ren... Por favor, lucha —suplicó Ren, llorando contra el hombro de su hermana—. No me dejes solo.</w:t>
+        <w:t>El calor de la herrería se había extinguido. La travesía por la supervivencia comenzaba en mitad del invierno helado.</w:t>
       </w:r>
     </w:p>
     <w:p>
+      <w:pPr>
+        <w:spacing w:before="120" w:after="280"/>
+        <w:jc w:val="center"/>
+      </w:pPr>
       <w:r>
-        <w:rPr>
-          <w:rFonts w:ascii="Arial" w:hAnsi="Arial"/>
-          <w:b/>
-          <w:color w:val="475569"/>
-          <w:sz w:val="26"/>
-        </w:rPr>
-        <w:br/>
-        <w:t>◆ Escena 2: El Silencio del Bambú</w:t>
-        <w:br/>
+        <w:drawing>
+          <wp:inline xmlns:a="http://schemas.openxmlformats.org/drawingml/2006/main" xmlns:pic="http://schemas.openxmlformats.org/drawingml/2006/picture">
+            <wp:extent cx="4754880" cy="2674620"/>
+            <wp:docPr id="6" name="Picture 6"/>
+            <wp:cNvGraphicFramePr>
+              <a:graphicFrameLocks noChangeAspect="1"/>
+            </wp:cNvGraphicFramePr>
+            <a:graphic>
+              <a:graphicData uri="http://schemas.openxmlformats.org/drawingml/2006/picture">
+                <pic:pic>
+                  <pic:nvPicPr>
+                    <pic:cNvPr id="0" name="escena_c2_e2.jpg"/>
+                    <pic:cNvPicPr/>
+                  </pic:nvPicPr>
+                  <pic:blipFill>
+                    <a:blip r:embed="rId14"/>
+                    <a:stretch>
+                      <a:fillRect/>
+                    </a:stretch>
+                  </pic:blipFill>
+                  <pic:spPr>
+                    <a:xfrm>
+                      <a:off x="0" y="0"/>
+                      <a:ext cx="4754880" cy="2674620"/>
+                    </a:xfrm>
+                    <a:prstGeom prst="rect"/>
+                  </pic:spPr>
+                </pic:pic>
+              </a:graphicData>
+            </a:graphic>
+          </wp:inline>
+        </w:drawing>
       </w:r>
     </w:p>
     <w:p>
+      <w:bookmarkStart w:id="21" w:name="cap_2_esc"/>
+      <w:pPr>
+        <w:keepNext/>
+        <w:spacing w:before="240" w:after="120"/>
+        <w:jc w:val="left"/>
+      </w:pPr>
       <w:r>
         <w:rPr>
-          <w:rFonts w:ascii="Georgia" w:hAnsi="Georgia"/>
+          <w:rFonts w:ascii="Calibri" w:hAnsi="Calibri"/>
+          <w:b/>
+          <w:color w:val="4A5568"/>
+          <w:sz w:val="30"/>
+        </w:rPr>
+        <w:t>Escena 3: El Filo del Cuervo</w:t>
+      </w:r>
+      <w:bookmarkEnd w:id="21"/>
+    </w:p>
+    <w:p>
+      <w:pPr>
+        <w:spacing w:line="276" w:lineRule="auto" w:after="160"/>
+      </w:pPr>
+      <w:r>
+        <w:rPr>
+          <w:rFonts w:ascii="Calibri" w:hAnsi="Calibri"/>
           <w:sz w:val="22"/>
         </w:rPr>
-        <w:t>Sorprendentemente, al sentir las lágrimas de su hermano y escuchar su voz, el frenesí de Miyuki comenzó a disminuir. Las garras de la joven se retrayeron ligeramente y sus pupilas rasgadas volvieron a dilatarse, mostrando un destello de conciencia humana.</w:t>
+        <w:t>Antes de salir del paso de la montaña, una sombra descendió de la copa de los pinos nevados.</w:t>
         <w:br/>
         <w:br/>
-        <w:t>Miyuki comenzó a temblar, emitiendo un gemido de dolor mientras luchaba contra el instinto de devorar carne.</w:t>
+        <w:t>Un cazador alto, vistiendo un haori azul con patrones de olas y una máscara de Tengu cuervo que ocultaba su rostro, bloqueó el camino con una katana de filo rojo carmesí.</w:t>
         <w:br/>
         <w:br/>
-        <w:t>Para evitar que se hiciera daño o atacara a alguien, Ren cortó un trozo de bambú sagrado del altar del taller y lo colocó en la boca de Miyuki, sujetándolo con un cordón de cuero reforzado.</w:t>
+        <w:t>—Una humana convertida en demonio debe ser ejecutada inmediatamente —dijo el espadachín de la máscara de Tengu con voz fría y distante.</w:t>
         <w:br/>
         <w:br/>
-        <w:t>—Te voy a curar, Miyuki —prometió Ren, colocándole su capa sobre los hombros—. Voy a encontrar al demonio original que te hizo esto y voy a obligarlo a devolverte tu humanidad, sin importar cuántos demonios tenga que cortar en el camino.</w:t>
+        <w:t>Ren desenvainó su espada negra rota y se colocó frente a su hermana en posición de combate.</w:t>
         <w:br/>
         <w:br/>
-        <w:t>En ese momento, el crujido de pasos sobre la nieve resonó fuera de la casa.</w:t>
+        <w:t>—¡Primero tendrás que pasar por encima de mi cadáver! —gritó Ren.</w:t>
       </w:r>
     </w:p>
     <w:p>
+      <w:pPr>
+        <w:spacing w:before="120" w:after="280"/>
+        <w:jc w:val="center"/>
+      </w:pPr>
       <w:r>
-        <w:rPr>
-          <w:rFonts w:ascii="Arial" w:hAnsi="Arial"/>
-          <w:b/>
-          <w:color w:val="475569"/>
-          <w:sz w:val="26"/>
-        </w:rPr>
-        <w:br/>
-        <w:t>◆ Escena 3: El Filo del Cuervo</w:t>
-        <w:br/>
-      </w:r>
-    </w:p>
-    <w:p>
-      <w:r>
-        <w:rPr>
-          <w:rFonts w:ascii="Georgia" w:hAnsi="Georgia"/>
-          <w:sz w:val="22"/>
-        </w:rPr>
-        <w:t>De la niebla de la tormenta emergió un hombre alto con una haori azul oscuro decorada con patrones de olas de tormenta. Llevaba una katana de hoja carmesí desenvainada y una máscara de cuervo (Tengu) que cubría su rostro.</w:t>
-        <w:br/>
-        <w:br/>
-        <w:t>Era Kaito, un espadachín de alto rango del Gremio Cuervo de Cazadores de Demonios.</w:t>
-        <w:br/>
-        <w:br/>
-        <w:t>—Apártate del chico —dijo Kaito con una voz fría y calmada—. Esa niña ya no es tu hermana. Es una bestia hambrienta. Si no la ejecuto ahora, mañana devorará a los habitantes de la aldea del valle.</w:t>
-        <w:br/>
-        <w:br/>
-        <w:t>Kaito se desplazó a una velocidad sobrehumana. En menos de un segundo, la hoja carmesí de su katana estaba a milímetros del cuello de Miyuki.</w:t>
-        <w:br/>
-        <w:br/>
-        <w:t>Ren reaccionó por instinto puro: levantó la empuñadura de su katana rota e interceptó el ataque de Kaito. El choque de metales levantó una ráfaga de nieve alrededor de los tres.</w:t>
-        <w:br/>
-        <w:br/>
-        <w:t>Kaito abrió los ojos con sorpresa detrás de la máscara al ver que un simple campesino había bloqueado la velocidad de su Estilo del Trueno.</w:t>
+        <w:drawing>
+          <wp:inline xmlns:a="http://schemas.openxmlformats.org/drawingml/2006/main" xmlns:pic="http://schemas.openxmlformats.org/drawingml/2006/picture">
+            <wp:extent cx="4754880" cy="2674620"/>
+            <wp:docPr id="7" name="Picture 7"/>
+            <wp:cNvGraphicFramePr>
+              <a:graphicFrameLocks noChangeAspect="1"/>
+            </wp:cNvGraphicFramePr>
+            <a:graphic>
+              <a:graphicData uri="http://schemas.openxmlformats.org/drawingml/2006/picture">
+                <pic:pic>
+                  <pic:nvPicPr>
+                    <pic:cNvPr id="0" name="escena_c2_e3.jpg"/>
+                    <pic:cNvPicPr/>
+                  </pic:nvPicPr>
+                  <pic:blipFill>
+                    <a:blip r:embed="rId15"/>
+                    <a:stretch>
+                      <a:fillRect/>
+                    </a:stretch>
+                  </pic:blipFill>
+                  <pic:spPr>
+                    <a:xfrm>
+                      <a:off x="0" y="0"/>
+                      <a:ext cx="4754880" cy="2674620"/>
+                    </a:xfrm>
+                    <a:prstGeom prst="rect"/>
+                  </pic:spPr>
+                </pic:pic>
+              </a:graphicData>
+            </a:graphic>
+          </wp:inline>
+        </w:drawing>
       </w:r>
     </w:p>
     <w:p>
@@ -516,138 +705,261 @@
       </w:r>
     </w:p>
     <w:p>
-      <w:r>
-        <w:bookmarkStart w:id="3" w:name="chap3"/>
-      </w:r>
+      <w:bookmarkStart w:id="30" w:name="cap_3"/>
+      <w:pPr>
+        <w:keepNext/>
+        <w:spacing w:before="240" w:after="120"/>
+        <w:jc w:val="center"/>
+      </w:pPr>
       <w:r>
         <w:rPr>
-          <w:rFonts w:ascii="Arial" w:hAnsi="Arial"/>
+          <w:rFonts w:ascii="Calibri" w:hAnsi="Calibri"/>
           <w:b/>
-          <w:color w:val="B91C1C"/>
-          <w:sz w:val="28"/>
+          <w:color w:val="8B0000"/>
+          <w:sz w:val="40"/>
         </w:rPr>
-        <w:t>Capítulo 3</w:t>
-        <w:br/>
+        <w:t>Capítulo 3: La Prueba del Cazador</w:t>
       </w:r>
+      <w:bookmarkEnd w:id="30"/>
+    </w:p>
+    <w:p>
+      <w:bookmarkStart w:id="31" w:name="cap_3_esc"/>
+      <w:pPr>
+        <w:keepNext/>
+        <w:spacing w:before="240" w:after="120"/>
+        <w:jc w:val="left"/>
+      </w:pPr>
       <w:r>
         <w:rPr>
-          <w:rFonts w:ascii="Arial" w:hAnsi="Arial"/>
+          <w:rFonts w:ascii="Calibri" w:hAnsi="Calibri"/>
           <w:b/>
-          <w:color w:val="DC2626"/>
-          <w:sz w:val="40"/>
+          <w:color w:val="4A5568"/>
+          <w:sz w:val="30"/>
         </w:rPr>
-        <w:t>La Prueba del Cazador</w:t>
+        <w:t>Escena 1: La Apuesta sobre la Nieve</w:t>
       </w:r>
+      <w:bookmarkEnd w:id="31"/>
+    </w:p>
+    <w:p>
+      <w:pPr>
+        <w:spacing w:line="276" w:lineRule="auto" w:after="160"/>
+      </w:pPr>
       <w:r>
-        <w:bookmarkEnd w:id="3"/>
+        <w:rPr>
+          <w:rFonts w:ascii="Calibri" w:hAnsi="Calibri"/>
+          <w:sz w:val="22"/>
+        </w:rPr>
+        <w:t>El cazador del haori azul atacó con una velocidad que Ren no pudo ni registrar. En un pestañeo, el filo rojo estuvo a milímetros del cuello de Ren.</w:t>
+        <w:br/>
+        <w:br/>
+        <w:t>Pero antes de que la espada golpeara, Miyuki saltó de la cesta y se interpuso entre la espada y su hermano, extendiendo los brazos para protegerlo.</w:t>
+        <w:br/>
+        <w:br/>
+        <w:t>El espadachín de la máscara de Tengu detuvo su ataque a milímetros de la niña, sorprendido al ver a un demonio protegiendo a un ser humano en lugar de devorarlo.</w:t>
+        <w:br/>
+        <w:br/>
+        <w:t>—Interesante... —murmuró el cazador enfundando su katana—. Si quieres protegerla y devolverle su humanidad, busca al Maestro del Monte Sagrado en la cima del Fujikane.</w:t>
       </w:r>
     </w:p>
     <w:p>
+      <w:pPr>
+        <w:spacing w:before="120" w:after="280"/>
+        <w:jc w:val="center"/>
+      </w:pPr>
       <w:r>
-        <w:rPr>
-          <w:rFonts w:ascii="Arial" w:hAnsi="Arial"/>
-          <w:b/>
-          <w:color w:val="475569"/>
-          <w:sz w:val="26"/>
-        </w:rPr>
-        <w:br/>
-        <w:t>◆ Escena 1: La Apuesta sobre la Nieve</w:t>
-        <w:br/>
+        <w:drawing>
+          <wp:inline xmlns:a="http://schemas.openxmlformats.org/drawingml/2006/main" xmlns:pic="http://schemas.openxmlformats.org/drawingml/2006/picture">
+            <wp:extent cx="4754880" cy="2674620"/>
+            <wp:docPr id="8" name="Picture 8"/>
+            <wp:cNvGraphicFramePr>
+              <a:graphicFrameLocks noChangeAspect="1"/>
+            </wp:cNvGraphicFramePr>
+            <a:graphic>
+              <a:graphicData uri="http://schemas.openxmlformats.org/drawingml/2006/picture">
+                <pic:pic>
+                  <pic:nvPicPr>
+                    <pic:cNvPr id="0" name="escena_c3_e1.jpg"/>
+                    <pic:cNvPicPr/>
+                  </pic:nvPicPr>
+                  <pic:blipFill>
+                    <a:blip r:embed="rId16"/>
+                    <a:stretch>
+                      <a:fillRect/>
+                    </a:stretch>
+                  </pic:blipFill>
+                  <pic:spPr>
+                    <a:xfrm>
+                      <a:off x="0" y="0"/>
+                      <a:ext cx="4754880" cy="2674620"/>
+                    </a:xfrm>
+                    <a:prstGeom prst="rect"/>
+                  </pic:spPr>
+                </pic:pic>
+              </a:graphicData>
+            </a:graphic>
+          </wp:inline>
+        </w:drawing>
       </w:r>
     </w:p>
     <w:p>
+      <w:bookmarkStart w:id="31" w:name="cap_3_esc"/>
+      <w:pPr>
+        <w:keepNext/>
+        <w:spacing w:before="240" w:after="120"/>
+        <w:jc w:val="left"/>
+      </w:pPr>
       <w:r>
         <w:rPr>
-          <w:rFonts w:ascii="Georgia" w:hAnsi="Georgia"/>
+          <w:rFonts w:ascii="Calibri" w:hAnsi="Calibri"/>
+          <w:b/>
+          <w:color w:val="4A5568"/>
+          <w:sz w:val="30"/>
+        </w:rPr>
+        <w:t>Escena 2: El Ascenso a la Montaña Sombría</w:t>
+      </w:r>
+      <w:bookmarkEnd w:id="31"/>
+    </w:p>
+    <w:p>
+      <w:pPr>
+        <w:spacing w:line="276" w:lineRule="auto" w:after="160"/>
+      </w:pPr>
+      <w:r>
+        <w:rPr>
+          <w:rFonts w:ascii="Calibri" w:hAnsi="Calibri"/>
           <w:sz w:val="22"/>
         </w:rPr>
-        <w:t>—Interesante... —murmuró Kaito, aumentando la presión de su espada sobre la de Ren—. Tienes los reflejos de un cazador, pero tu arma está rota y cargas con la marca de la sangre demoníaca en el rostro. ¿Sabes lo que el Gremio le hace a los que pactan con los Oni?</w:t>
+        <w:t>Ren caminó durante tres días y tres noches con la cesta de madera a sus espaldas, soportando tempestades de nieve y terrenos rocosos.</w:t>
         <w:br/>
         <w:br/>
-        <w:t>—Ella no ha lastimado a nadie —respondió Ren, apretando los dientes mientras sus pies se hundían en la nieve por la fuerza de Kaito—. ¡Ella luchó contra el instinto para no matarme! ¡Hay una forma de salvarla!</w:t>
+        <w:t>El aire en la cima de la montaña era tan delgado que a Ren le costaba respirar a cada paso. Sus manos estaban cubiertas de llagas por el frío y la falta de alimentos, pero no se detuvo ni un segundo.</w:t>
         <w:br/>
         <w:br/>
-        <w:t>Miyuki, al ver a su hermano en peligro, se lanzó hacia Kaito no para morderlo, sino para colocar su propio cuerpo como escudo frente a Ren.</w:t>
-        <w:br/>
-        <w:br/>
-        <w:t>Kaito detuvo su ataque en el último instante. Miró a la niña demonio con el bambú en la boca, protegiendo a su hermano con los brazos abiertos, y luego miró la determinación en los ojos de Ren.</w:t>
-        <w:br/>
-        <w:br/>
-        <w:t>Kaito guardó su katana carmesí en la vaina con un sonido metálico seco.</w:t>
-        <w:br/>
-        <w:br/>
-        <w:t>—Tienen tres años —dijo Kaito en voz baja—. Si en tres años no logras entrar al Gremio Cuervo y encontrar la cura, yo mismo regresaré y cortaré sus cabezas. Tu primera prueba comienza ahora: si quieren sobrevivir a la noche, deben llegar a la cumbre de la Montaña Sombría antes del amanecer.</w:t>
+        <w:t>Miyuki se mantenía tranquila dentro de la cesta, infundiéndole fuerza a su hermano con su presencia silenciosa.</w:t>
       </w:r>
     </w:p>
     <w:p>
+      <w:pPr>
+        <w:spacing w:before="120" w:after="280"/>
+        <w:jc w:val="center"/>
+      </w:pPr>
       <w:r>
-        <w:rPr>
-          <w:rFonts w:ascii="Arial" w:hAnsi="Arial"/>
-          <w:b/>
-          <w:color w:val="475569"/>
-          <w:sz w:val="26"/>
-        </w:rPr>
-        <w:br/>
-        <w:t>◆ Escena 2: El Ascenso a la Montaña Sombría</w:t>
-        <w:br/>
+        <w:drawing>
+          <wp:inline xmlns:a="http://schemas.openxmlformats.org/drawingml/2006/main" xmlns:pic="http://schemas.openxmlformats.org/drawingml/2006/picture">
+            <wp:extent cx="4754880" cy="2674620"/>
+            <wp:docPr id="9" name="Picture 9"/>
+            <wp:cNvGraphicFramePr>
+              <a:graphicFrameLocks noChangeAspect="1"/>
+            </wp:cNvGraphicFramePr>
+            <a:graphic>
+              <a:graphicData uri="http://schemas.openxmlformats.org/drawingml/2006/picture">
+                <pic:pic>
+                  <pic:nvPicPr>
+                    <pic:cNvPr id="0" name="escena_c3_e2.jpg"/>
+                    <pic:cNvPicPr/>
+                  </pic:nvPicPr>
+                  <pic:blipFill>
+                    <a:blip r:embed="rId17"/>
+                    <a:stretch>
+                      <a:fillRect/>
+                    </a:stretch>
+                  </pic:blipFill>
+                  <pic:spPr>
+                    <a:xfrm>
+                      <a:off x="0" y="0"/>
+                      <a:ext cx="4754880" cy="2674620"/>
+                    </a:xfrm>
+                    <a:prstGeom prst="rect"/>
+                  </pic:spPr>
+                </pic:pic>
+              </a:graphicData>
+            </a:graphic>
+          </wp:inline>
+        </w:drawing>
       </w:r>
     </w:p>
     <w:p>
+      <w:bookmarkStart w:id="31" w:name="cap_3_esc"/>
+      <w:pPr>
+        <w:keepNext/>
+        <w:spacing w:before="240" w:after="120"/>
+        <w:jc w:val="left"/>
+      </w:pPr>
       <w:r>
         <w:rPr>
-          <w:rFonts w:ascii="Georgia" w:hAnsi="Georgia"/>
+          <w:rFonts w:ascii="Calibri" w:hAnsi="Calibri"/>
+          <w:b/>
+          <w:color w:val="4A5568"/>
+          <w:sz w:val="30"/>
+        </w:rPr>
+        <w:t>Escena 3: La Cabaña del Maestro</w:t>
+      </w:r>
+      <w:bookmarkEnd w:id="31"/>
+    </w:p>
+    <w:p>
+      <w:pPr>
+        <w:spacing w:line="276" w:lineRule="auto" w:after="160"/>
+      </w:pPr>
+      <w:r>
+        <w:rPr>
+          <w:rFonts w:ascii="Calibri" w:hAnsi="Calibri"/>
           <w:sz w:val="22"/>
         </w:rPr>
-        <w:t>El viaje hacia la Montaña Sombría estuvo lleno de trampas mortales. La cumbre no solo estaba infestada de trampas de bambú afilado y rocas rodantes puestas por Kaito, sino que el aire era tan enrarecido que cada respiración quemaba los pulmones de Ren.</w:t>
+        <w:t>Al llegar a la cumbre del Fujikane, una pequeña casa de madera rodeada de flores de glicina púrpura emergió entre la niebla.</w:t>
         <w:br/>
         <w:br/>
-        <w:t>Miyuki caminaba a su lado, demostrando una fuerza física sobrehumana pero necesitando esconderse dentro de las sombras de las cuevas cuando los primeros rayos del sol matutino comenzaban a rozar los picos.</w:t>
+        <w:t>En el porche sentado en posición de loto, un anciano guerrero retirado con cicaprices en el rostro los esperaba.</w:t>
         <w:br/>
         <w:br/>
-        <w:t>—Los demonios no pueden tocar la luz del sol... —comprendió Ren, llevando a Miyuki sobre su espalda dentro de un cesto de mimbre especial cubierto con mantas gruesas para protegerla de los rayos solares.</w:t>
+        <w:t>Ren cayó de rodillas en la nieve y se inclinó profundamente.</w:t>
         <w:br/>
         <w:br/>
-        <w:t>Ren no se detuvo a descansar. Usó la técnica de respiración de la herrería que su padre le enseñó —la Respiración del Fuego del Horno— para mantener la temperatura de sus músculos y evitar colapsar por la falta de oxígeno.</w:t>
+        <w:t>—¡Por favor, enséñeme a luchar para proteger a mi hermana y cortar a los demonios! —suplicó Ren.</w:t>
+        <w:br/>
+        <w:br/>
+        <w:t>El anciano lo miró en silencio antes de responder:</w:t>
+        <w:br/>
+        <w:br/>
+        <w:t>—La montaña será tu primer maestro. Si sobrevives a sus trampas, moldearé tu acero.</w:t>
       </w:r>
     </w:p>
     <w:p>
+      <w:pPr>
+        <w:spacing w:before="120" w:after="280"/>
+        <w:jc w:val="center"/>
+      </w:pPr>
       <w:r>
-        <w:rPr>
-          <w:rFonts w:ascii="Arial" w:hAnsi="Arial"/>
-          <w:b/>
-          <w:color w:val="475569"/>
-          <w:sz w:val="26"/>
-        </w:rPr>
-        <w:br/>
-        <w:t>◆ Escena 3: La Cabaña del Maestro</w:t>
-        <w:br/>
-      </w:r>
-    </w:p>
-    <w:p>
-      <w:r>
-        <w:rPr>
-          <w:rFonts w:ascii="Georgia" w:hAnsi="Georgia"/>
-          <w:sz w:val="22"/>
-        </w:rPr>
-        <w:t>Al mediodía, exhausto y con las manos sangrando, Ren alcanzó la cumbre de la Montaña Sombría. Allí, escondida entre un bosque de glicinas de floración púrpura —plantas cuyo olor repelía a los demonios de forma natural—, se encontraba una pequeña cabaña de madera.</w:t>
-        <w:br/>
-        <w:br/>
-        <w:t>Kaito los esperaba sentado en el porche, tomando una taza de té caliente sin la máscara de Tengu. Reveló el rostro de un hombre joven con cicatrices profundas alrededor de los ojos.</w:t>
-        <w:br/>
-        <w:br/>
-        <w:t>—Llegaron tarde por diez minutos —dijo Kaito sin mirarlos—. Pero la niña sigue viva y no has consumido carne humana para alimentar tu marca. Eso significa que pasaron la primera ronda.</w:t>
-        <w:br/>
-        <w:br/>
-        <w:t>Ren dejó la cesta con cuidado en la sombra del porche.</w:t>
-        <w:br/>
-        <w:br/>
-        <w:t>—Enséñame a luchar —exigió Ren, inclinándose profundamente sobre la madera—. Enséñame el arte de la esgrima para destruir a los Seis Lunares Rojos.</w:t>
-        <w:br/>
-        <w:br/>
-        <w:t>Kaito miró la katana rota de cristal negro que Ren llevaba en la cintura.</w:t>
-        <w:br/>
-        <w:br/>
-        <w:t>—No te enseñaré a luchar con una espada común, Ren. Te enseñaré el Estilo de la Sangre Negra, la técnica prohibida que destruye el cuerpo del usuario a cambio de rebanar el alma de las bestias.</w:t>
+        <w:drawing>
+          <wp:inline xmlns:a="http://schemas.openxmlformats.org/drawingml/2006/main" xmlns:pic="http://schemas.openxmlformats.org/drawingml/2006/picture">
+            <wp:extent cx="4754880" cy="2674620"/>
+            <wp:docPr id="10" name="Picture 10"/>
+            <wp:cNvGraphicFramePr>
+              <a:graphicFrameLocks noChangeAspect="1"/>
+            </wp:cNvGraphicFramePr>
+            <a:graphic>
+              <a:graphicData uri="http://schemas.openxmlformats.org/drawingml/2006/picture">
+                <pic:pic>
+                  <pic:nvPicPr>
+                    <pic:cNvPr id="0" name="escena_c3_e3.jpg"/>
+                    <pic:cNvPicPr/>
+                  </pic:nvPicPr>
+                  <pic:blipFill>
+                    <a:blip r:embed="rId18"/>
+                    <a:stretch>
+                      <a:fillRect/>
+                    </a:stretch>
+                  </pic:blipFill>
+                  <pic:spPr>
+                    <a:xfrm>
+                      <a:off x="0" y="0"/>
+                      <a:ext cx="4754880" cy="2674620"/>
+                    </a:xfrm>
+                    <a:prstGeom prst="rect"/>
+                  </pic:spPr>
+                </pic:pic>
+              </a:graphicData>
+            </a:graphic>
+          </wp:inline>
+        </w:drawing>
       </w:r>
     </w:p>
     <w:p>
@@ -656,132 +968,249 @@
       </w:r>
     </w:p>
     <w:p>
-      <w:r>
-        <w:bookmarkStart w:id="4" w:name="chap4"/>
-      </w:r>
+      <w:bookmarkStart w:id="40" w:name="cap_4"/>
+      <w:pPr>
+        <w:keepNext/>
+        <w:spacing w:before="240" w:after="120"/>
+        <w:jc w:val="center"/>
+      </w:pPr>
       <w:r>
         <w:rPr>
-          <w:rFonts w:ascii="Arial" w:hAnsi="Arial"/>
+          <w:rFonts w:ascii="Calibri" w:hAnsi="Calibri"/>
           <w:b/>
-          <w:color w:val="B91C1C"/>
-          <w:sz w:val="28"/>
+          <w:color w:val="8B0000"/>
+          <w:sz w:val="40"/>
         </w:rPr>
-        <w:t>Capítulo 4</w:t>
-        <w:br/>
+        <w:t>Capítulo 4: El Arte de la Hoja Maldita</w:t>
       </w:r>
+      <w:bookmarkEnd w:id="40"/>
+    </w:p>
+    <w:p>
+      <w:bookmarkStart w:id="41" w:name="cap_4_esc"/>
+      <w:pPr>
+        <w:keepNext/>
+        <w:spacing w:before="240" w:after="120"/>
+        <w:jc w:val="left"/>
+      </w:pPr>
       <w:r>
         <w:rPr>
-          <w:rFonts w:ascii="Arial" w:hAnsi="Arial"/>
+          <w:rFonts w:ascii="Calibri" w:hAnsi="Calibri"/>
           <w:b/>
-          <w:color w:val="DC2626"/>
-          <w:sz w:val="40"/>
+          <w:color w:val="4A5568"/>
+          <w:sz w:val="30"/>
         </w:rPr>
-        <w:t>El Arte de la Hoja Maldita</w:t>
+        <w:t>Escena 1: El Entrenamiento del Acero</w:t>
       </w:r>
+      <w:bookmarkEnd w:id="41"/>
+    </w:p>
+    <w:p>
+      <w:pPr>
+        <w:spacing w:line="276" w:lineRule="auto" w:after="160"/>
+      </w:pPr>
       <w:r>
-        <w:bookmarkEnd w:id="4"/>
+        <w:rPr>
+          <w:rFonts w:ascii="Calibri" w:hAnsi="Calibri"/>
+          <w:sz w:val="22"/>
+        </w:rPr>
+        <w:t>Durante dos largos años, Ren fue sometido a un entrenamiento inhumano en el bosque del Monte Fujikane.</w:t>
+        <w:br/>
+        <w:br/>
+        <w:t>Tenía que esquivar trampa de troncos y cuchillas escondidas con los ojos vendados, aprendiendo a percibir el peligro a través del olor del aire y el flujo de la energía.</w:t>
+        <w:br/>
+        <w:br/>
+        <w:t>Sus brazos y torso se cubrieron de marcas de entrenamiento y su resistencia física alcanzó niveles extraordinarios.</w:t>
       </w:r>
     </w:p>
     <w:p>
+      <w:pPr>
+        <w:spacing w:before="120" w:after="280"/>
+        <w:jc w:val="center"/>
+      </w:pPr>
       <w:r>
-        <w:rPr>
-          <w:rFonts w:ascii="Arial" w:hAnsi="Arial"/>
-          <w:b/>
-          <w:color w:val="475569"/>
-          <w:sz w:val="26"/>
-        </w:rPr>
-        <w:br/>
-        <w:t>◆ Escena 1: El Entrenamiento del Acero</w:t>
-        <w:br/>
+        <w:drawing>
+          <wp:inline xmlns:a="http://schemas.openxmlformats.org/drawingml/2006/main" xmlns:pic="http://schemas.openxmlformats.org/drawingml/2006/picture">
+            <wp:extent cx="4754880" cy="2674620"/>
+            <wp:docPr id="11" name="Picture 11"/>
+            <wp:cNvGraphicFramePr>
+              <a:graphicFrameLocks noChangeAspect="1"/>
+            </wp:cNvGraphicFramePr>
+            <a:graphic>
+              <a:graphicData uri="http://schemas.openxmlformats.org/drawingml/2006/picture">
+                <pic:pic>
+                  <pic:nvPicPr>
+                    <pic:cNvPr id="0" name="escena_c4_e1.jpg"/>
+                    <pic:cNvPicPr/>
+                  </pic:nvPicPr>
+                  <pic:blipFill>
+                    <a:blip r:embed="rId19"/>
+                    <a:stretch>
+                      <a:fillRect/>
+                    </a:stretch>
+                  </pic:blipFill>
+                  <pic:spPr>
+                    <a:xfrm>
+                      <a:off x="0" y="0"/>
+                      <a:ext cx="4754880" cy="2674620"/>
+                    </a:xfrm>
+                    <a:prstGeom prst="rect"/>
+                  </pic:spPr>
+                </pic:pic>
+              </a:graphicData>
+            </a:graphic>
+          </wp:inline>
+        </w:drawing>
       </w:r>
     </w:p>
     <w:p>
+      <w:bookmarkStart w:id="41" w:name="cap_4_esc"/>
+      <w:pPr>
+        <w:keepNext/>
+        <w:spacing w:before="240" w:after="120"/>
+        <w:jc w:val="left"/>
+      </w:pPr>
       <w:r>
         <w:rPr>
-          <w:rFonts w:ascii="Georgia" w:hAnsi="Georgia"/>
+          <w:rFonts w:ascii="Calibri" w:hAnsi="Calibri"/>
+          <w:b/>
+          <w:color w:val="4A5568"/>
+          <w:sz w:val="30"/>
+        </w:rPr>
+        <w:t>Escena 2: La Prueba del Peñasco</w:t>
+      </w:r>
+      <w:bookmarkEnd w:id="41"/>
+    </w:p>
+    <w:p>
+      <w:pPr>
+        <w:spacing w:line="276" w:lineRule="auto" w:after="160"/>
+      </w:pPr>
+      <w:r>
+        <w:rPr>
+          <w:rFonts w:ascii="Calibri" w:hAnsi="Calibri"/>
           <w:sz w:val="22"/>
         </w:rPr>
-        <w:t>Pasaron dos años de entrenamiento infernal en la Montaña Sombría.</w:t>
+        <w:t>Al finalizar el segundo año, el maestro lo llevó frente a una roca gigantesca de tres metros de diámetro en mitad del claro del bosque.</w:t>
         <w:br/>
         <w:br/>
-        <w:t>Cada día, Ren debía esquivar cientos de trampas con los ojos vendados, aprender a cortar bloques de piedra maciza con katanas de madera y dominar el flujo de la Respiración de Sangre.</w:t>
+        <w:t>—Para ingresar a la Selección Final del Gremio Cuervo, debes partir esta roca por la mitad usando una katana común —dijo el maestro.</w:t>
         <w:br/>
         <w:br/>
-        <w:t>La técnica consistía en acelerar el ritmo cardíaco para bombear más oxígeno a los músculos, imitando la fuerza física de los demonios sin perder el control humano. Pero el costo era alto: cada vez que Ren usaba la respiración al máximo, las venas negras de su rostro se extendían unos milímetros más.</w:t>
-        <w:br/>
-        <w:br/>
-        <w:t>Mientras tanto, Miyuki permanecía dentro de la cabaña rodeada de flores de glicina. Pasaba la mayor parte del tiempo durmiendo en un trance profundo para recuperar energía sin necesidad de consumir carne humana.</w:t>
+        <w:t>Ren meditó frente al peñasco durante días. Al recordar el martilleo de la herrería de su padre y coordinar su respiración con los latidos de su corazón, desató un tajo perfecto envuelto en llamas rojas que dividió la mole de piedra por la mitad.</w:t>
       </w:r>
     </w:p>
     <w:p>
+      <w:pPr>
+        <w:spacing w:before="120" w:after="280"/>
+        <w:jc w:val="center"/>
+      </w:pPr>
       <w:r>
-        <w:rPr>
-          <w:rFonts w:ascii="Arial" w:hAnsi="Arial"/>
-          <w:b/>
-          <w:color w:val="475569"/>
-          <w:sz w:val="26"/>
-        </w:rPr>
-        <w:br/>
-        <w:t>◆ Escena 2: La Prueba del Peñasco</w:t>
-        <w:br/>
+        <w:drawing>
+          <wp:inline xmlns:a="http://schemas.openxmlformats.org/drawingml/2006/main" xmlns:pic="http://schemas.openxmlformats.org/drawingml/2006/picture">
+            <wp:extent cx="4754880" cy="2674620"/>
+            <wp:docPr id="12" name="Picture 12"/>
+            <wp:cNvGraphicFramePr>
+              <a:graphicFrameLocks noChangeAspect="1"/>
+            </wp:cNvGraphicFramePr>
+            <a:graphic>
+              <a:graphicData uri="http://schemas.openxmlformats.org/drawingml/2006/picture">
+                <pic:pic>
+                  <pic:nvPicPr>
+                    <pic:cNvPr id="0" name="escena_c4_e2.jpg"/>
+                    <pic:cNvPicPr/>
+                  </pic:nvPicPr>
+                  <pic:blipFill>
+                    <a:blip r:embed="rId20"/>
+                    <a:stretch>
+                      <a:fillRect/>
+                    </a:stretch>
+                  </pic:blipFill>
+                  <pic:spPr>
+                    <a:xfrm>
+                      <a:off x="0" y="0"/>
+                      <a:ext cx="4754880" cy="2674620"/>
+                    </a:xfrm>
+                    <a:prstGeom prst="rect"/>
+                  </pic:spPr>
+                </pic:pic>
+              </a:graphicData>
+            </a:graphic>
+          </wp:inline>
+        </w:drawing>
       </w:r>
     </w:p>
     <w:p>
+      <w:bookmarkStart w:id="41" w:name="cap_4_esc"/>
+      <w:pPr>
+        <w:keepNext/>
+        <w:spacing w:before="240" w:after="120"/>
+        <w:jc w:val="left"/>
+      </w:pPr>
       <w:r>
         <w:rPr>
-          <w:rFonts w:ascii="Georgia" w:hAnsi="Georgia"/>
+          <w:rFonts w:ascii="Calibri" w:hAnsi="Calibri"/>
+          <w:b/>
+          <w:color w:val="4A5568"/>
+          <w:sz w:val="30"/>
+        </w:rPr>
+        <w:t>Escena 3: La Partida hacia el Fujikane</w:t>
+      </w:r>
+      <w:bookmarkEnd w:id="41"/>
+    </w:p>
+    <w:p>
+      <w:pPr>
+        <w:spacing w:line="276" w:lineRule="auto" w:after="160"/>
+      </w:pPr>
+      <w:r>
+        <w:rPr>
+          <w:rFonts w:ascii="Calibri" w:hAnsi="Calibri"/>
           <w:sz w:val="22"/>
         </w:rPr>
-        <w:t>Al final del segundo año, Kaito llevó a Ren frente a una roca gigante de cuatro metros de alto ubicada en el centro del bosque de glicinas.</w:t>
+        <w:t>El maestro contempló el peñasco dividido con orgullo. Le entregó a Ren un nuevo haori negro con patrones carmesí y una funda especial para su katana.</w:t>
         <w:br/>
         <w:br/>
-        <w:t>—Este es tu examen final de graduación —dijo Kaito, cruzando los brazos—. Si puedes cortar este peñasco a la mitad con tu técnica de respiración, te daré permiso para ir a la Selección Final del Gremio Cuervo en el monte Fujikane. Si no lo logras, te quedarás aquí para siempre.</w:t>
+        <w:t>—Estás listo, Ren —dijo el maestro—. Ve a la Selección Final en el monte rodeado de glicinas. Trae gloria a la memoria de tu familia.</w:t>
         <w:br/>
         <w:br/>
-        <w:t>Ren desenvainó su katana. En estos dos años, la hoja de cristal negro había sido reforzada por él mismo en el horno de la cabaña, adquiriendo un filo tan afilado que cortaba las hojas que caían del aire sin tocarlas.</w:t>
-        <w:br/>
-        <w:br/>
-        <w:t>Ren cerró los ojos. Concentró toda la Respiración de Sangre en sus piernas y brazos. Su corazón latió como el golpe de un martillo de herrería: ¡BOOM! ¡BOOM!</w:t>
-        <w:br/>
-        <w:br/>
-        <w:t>—Estilo de la Sangre Negra... Primera Postura: Tajo del Horno Olvidado.</w:t>
-        <w:br/>
-        <w:br/>
-        <w:t>Ren se desplazó como una sombra roja. Un destello de luz carmesí cruzó la noche.</w:t>
+        <w:t>Ren cargó la cesto de Miyuki en su espalda y emprendió el camino hacia la prueba definitiva.</w:t>
       </w:r>
     </w:p>
     <w:p>
+      <w:pPr>
+        <w:spacing w:before="120" w:after="280"/>
+        <w:jc w:val="center"/>
+      </w:pPr>
       <w:r>
-        <w:rPr>
-          <w:rFonts w:ascii="Arial" w:hAnsi="Arial"/>
-          <w:b/>
-          <w:color w:val="475569"/>
-          <w:sz w:val="26"/>
-        </w:rPr>
-        <w:br/>
-        <w:t>◆ Escena 3: La Partida hacia el Fujikane</w:t>
-        <w:br/>
-      </w:r>
-    </w:p>
-    <w:p>
-      <w:r>
-        <w:rPr>
-          <w:rFonts w:ascii="Georgia" w:hAnsi="Georgia"/>
-          <w:sz w:val="22"/>
-        </w:rPr>
-        <w:t>La enorme roca se dividió en dos mitades perfectas, cayendo a los lados con un estruendo pesado.</w:t>
-        <w:br/>
-        <w:br/>
-        <w:t>Kaito sonrió levemente detrás de su máscara. Se acercó a Ren y le entregó un haori tradicional de color negro con bordados de venas rojas en las mangas, además de una nueva funda para su katana reforzada.</w:t>
-        <w:br/>
-        <w:br/>
-        <w:t>—Estás listo —dijo Kaito—. En la montaña Fujikane te enfrentarás a docenas de demonios capturados por el Gremio durante la prueba de siete días. Si sobrevivís, te convertirás oficialmente en un Cazador de Demonios.</w:t>
-        <w:br/>
-        <w:br/>
-        <w:t>Miyuki salió de la cabaña, ajustándose el bambú de la boca. Se acercó a Ren y le sujetó la manga del haori con fuerza, demostrando que quería acompañarlo en la travesía.</w:t>
-        <w:br/>
-        <w:br/>
-        <w:t>—Iremos juntos, Miyuki —dijo Ren, colocándola dentro de la nueva caja de madera reforzada que había construido para llevarla en su espalda—. El viaje por la cura de tu humanidad comienza ahora.</w:t>
+        <w:drawing>
+          <wp:inline xmlns:a="http://schemas.openxmlformats.org/drawingml/2006/main" xmlns:pic="http://schemas.openxmlformats.org/drawingml/2006/picture">
+            <wp:extent cx="4754880" cy="2674620"/>
+            <wp:docPr id="13" name="Picture 13"/>
+            <wp:cNvGraphicFramePr>
+              <a:graphicFrameLocks noChangeAspect="1"/>
+            </wp:cNvGraphicFramePr>
+            <a:graphic>
+              <a:graphicData uri="http://schemas.openxmlformats.org/drawingml/2006/picture">
+                <pic:pic>
+                  <pic:nvPicPr>
+                    <pic:cNvPr id="0" name="escena_c4_e3.jpg"/>
+                    <pic:cNvPicPr/>
+                  </pic:nvPicPr>
+                  <pic:blipFill>
+                    <a:blip r:embed="rId21"/>
+                    <a:stretch>
+                      <a:fillRect/>
+                    </a:stretch>
+                  </pic:blipFill>
+                  <pic:spPr>
+                    <a:xfrm>
+                      <a:off x="0" y="0"/>
+                      <a:ext cx="4754880" cy="2674620"/>
+                    </a:xfrm>
+                    <a:prstGeom prst="rect"/>
+                  </pic:spPr>
+                </pic:pic>
+              </a:graphicData>
+            </a:graphic>
+          </wp:inline>
+        </w:drawing>
       </w:r>
     </w:p>
     <w:p>
@@ -790,157 +1219,69 @@
       </w:r>
     </w:p>
     <w:p>
-      <w:r>
-        <w:bookmarkStart w:id="5" w:name="chap5"/>
-      </w:r>
+      <w:bookmarkStart w:id="50" w:name="cap_5"/>
+      <w:pPr>
+        <w:keepNext/>
+        <w:spacing w:before="240" w:after="120"/>
+        <w:jc w:val="center"/>
+      </w:pPr>
       <w:r>
         <w:rPr>
-          <w:rFonts w:ascii="Arial" w:hAnsi="Arial"/>
+          <w:rFonts w:ascii="Calibri" w:hAnsi="Calibri"/>
           <w:b/>
-          <w:color w:val="B91C1C"/>
-          <w:sz w:val="28"/>
+          <w:color w:val="8B0000"/>
+          <w:sz w:val="40"/>
         </w:rPr>
-        <w:t>Capítulo 5</w:t>
-        <w:br/>
+        <w:t>Capítulo 5: La Selección Final</w:t>
       </w:r>
+      <w:bookmarkEnd w:id="50"/>
+    </w:p>
+    <w:p>
+      <w:bookmarkStart w:id="51" w:name="cap_5_esc"/>
+      <w:pPr>
+        <w:keepNext/>
+        <w:spacing w:before="240" w:after="120"/>
+        <w:jc w:val="left"/>
+      </w:pPr>
       <w:r>
         <w:rPr>
-          <w:rFonts w:ascii="Arial" w:hAnsi="Arial"/>
+          <w:rFonts w:ascii="Calibri" w:hAnsi="Calibri"/>
           <w:b/>
-          <w:color w:val="DC2626"/>
-          <w:sz w:val="40"/>
+          <w:color w:val="4A5568"/>
+          <w:sz w:val="30"/>
         </w:rPr>
-        <w:t>La Selección Final (Clímax del Volumen 1)</w:t>
+        <w:t>Escena 1: El Monte de las Glicinas</w:t>
       </w:r>
-      <w:r>
-        <w:bookmarkEnd w:id="5"/>
-      </w:r>
+      <w:bookmarkEnd w:id="51"/>
     </w:p>
     <w:p>
+      <w:pPr>
+        <w:spacing w:line="276" w:lineRule="auto" w:after="160"/>
+      </w:pPr>
       <w:r>
         <w:rPr>
-          <w:rFonts w:ascii="Arial" w:hAnsi="Arial"/>
-          <w:b/>
-          <w:color w:val="475569"/>
-          <w:sz w:val="26"/>
-        </w:rPr>
-        <w:br/>
-        <w:t>◆ Escena 1: El Monte de las Glicinas</w:t>
-        <w:br/>
-      </w:r>
-    </w:p>
-    <w:p>
-      <w:r>
-        <w:rPr>
-          <w:rFonts w:ascii="Georgia" w:hAnsi="Georgia"/>
+          <w:rFonts w:ascii="Calibri" w:hAnsi="Calibri"/>
           <w:sz w:val="22"/>
         </w:rPr>
-        <w:t>El monte Fujikane era un espectáculo visual sobrecogedor. Toda la base de la montaña estaba cubierta por un bosque frondoso de flores de glicina púrpura que brillaban bajo la luz de la luna llena.</w:t>
+        <w:t>El Monte Fujikane estaba rodeado por un cinturón inmenso de árboles de glicina púrpura que florecían todo el año. Su aroma mantenía a los demonios prisioneros dentro del perímetro de la montaña.</w:t>
         <w:br/>
         <w:br/>
-        <w:t>En la entrada de la prueba, decenas de jóvenes espadachines de todo el país se habían reunido. Entre ellos destacaba Kaito (un joven de cabello rubio desordenado que llevaba dos katanas cortas) y una chica de túnica blanca con una máscara de zorro que no hablaba con nadie.</w:t>
+        <w:t>Más de sesenta jóvenes aspirantes de todo el país estaban reunidos frente a la gran puerta de madera.</w:t>
         <w:br/>
         <w:br/>
-        <w:t>Dos niñas vestidas con kimonos ceremoniales y rostros pálidos como muñecas de porcelana se presentaron ante la multitud:</w:t>
-        <w:br/>
-        <w:br/>
-        <w:t>—Bienvenidos a la Selección Final del Gremio Cuervo —dijeron las niñas al unísono—. En esta montaña habitan demonios capturados vivos por los maestros. Para aprobar, solo deben hacer una cosa: sobrevivir durante siete noches dentro del área sin glicinas.</w:t>
-        <w:br/>
-        <w:br/>
-        <w:t>Las puertas de madera de la montaña se abrieron, revelando un bosque oscuro y lúgubre donde el olor a sangre flotaba en el aire.</w:t>
-      </w:r>
-    </w:p>
-    <w:p>
-      <w:r>
-        <w:rPr>
-          <w:rFonts w:ascii="Arial" w:hAnsi="Arial"/>
-          <w:b/>
-          <w:color w:val="475569"/>
-          <w:sz w:val="26"/>
-        </w:rPr>
-        <w:br/>
-        <w:t>◆ Escena 2: El Demonio de las Manos</w:t>
-        <w:br/>
-      </w:r>
-    </w:p>
-    <w:p>
-      <w:r>
-        <w:rPr>
-          <w:rFonts w:ascii="Georgia" w:hAnsi="Georgia"/>
-          <w:sz w:val="22"/>
-        </w:rPr>
-        <w:t>Llegada la quinta noche de la prueba, más de la mitad de los aspirantes habían sido eliminados o devorados. Ren avanzaba con cautela por el bosque espeso, manteniendo la caja de Miyuki protegida en un refugio bajo las raíces de un árbol sagrado.</w:t>
-        <w:br/>
-        <w:br/>
-        <w:t>De pronto, la tierra tembló.</w:t>
-        <w:br/>
-        <w:br/>
-        <w:t>Un demonio gigantesco y grotesco emergió de las profundidades del suelo. Tenía decenas de brazos humanos cosidos a su cuerpo que se retorcían como tentáculos, y su rostro estaba oculto detrás de una masa de carne deforme.</w:t>
-        <w:br/>
-        <w:br/>
-        <w:t>—Otro discípulo de Kaito... —rugió el demonio con una voz cavernosa que hizo temblar las hojas de los árboles—. Reconozco el olor de la herrería en tu sangre. ¡Me he comido a todos los niños que ese hombre ha enviado a esta prueba durante los últimos cincuenta años!</w:t>
-        <w:br/>
-        <w:br/>
-        <w:t>Ren sintió un frío helado en la espalda al comprender la verdad: este demonio había sobrevivido en la montaña alimentándose de los alumnos de su maestro.</w:t>
-      </w:r>
-    </w:p>
-    <w:p>
-      <w:r>
-        <w:rPr>
-          <w:rFonts w:ascii="Arial" w:hAnsi="Arial"/>
-          <w:b/>
-          <w:color w:val="475569"/>
-          <w:sz w:val="26"/>
-        </w:rPr>
-        <w:br/>
-        <w:t>◆ Escena 3: La Postura Suprema (Cierre del Tomo 1)</w:t>
-        <w:br/>
-      </w:r>
-    </w:p>
-    <w:p>
-      <w:r>
-        <w:rPr>
-          <w:rFonts w:ascii="Georgia" w:hAnsi="Georgia"/>
-          <w:sz w:val="22"/>
-        </w:rPr>
-        <w:t>El Demonio de las Manos atacó lanzando ocho de sus brazos gigantescos como lanzas de carne.</w:t>
-        <w:br/>
-        <w:br/>
-        <w:t>Ren esquivó las estocadas por milímetros, usando los árboles como apoyo para ganar altura. Las venas negras de su rostro se encendieron en un brillo carmesí brillante mientras inhalaba todo el aire de sus lungs.</w:t>
-        <w:br/>
-        <w:br/>
-        <w:t>—Respiración de Sangre... Segunda Postura: Corte del Horno de la Memoria.</w:t>
-        <w:br/>
-        <w:br/>
-        <w:t>Ren concentró toda su humanidad y su dolor por su familia caída en el filo de su katana de cristal negro. La hoja se envolvió en una espiral de fuego rojo y sombras oscuras que cortaron los brazos del monstruo como si fueran ramas secas.</w:t>
-        <w:br/>
-        <w:br/>
-        <w:t>En un estallido de velocidad pura, Ren cruzó la guardia del demonio y lanzó un tajo vertical directo al cuello del gigante de los brazos.</w:t>
-        <w:br/>
-        <w:br/>
-        <w:t>La cabeza del demonio salió volando por los aires, mientras el cuerpo de la bestia comenzaba a disolverse en cenizas rojas bajo la luz de la luna de la séptima noche.</w:t>
-        <w:br/>
-        <w:br/>
-        <w:t>Ren cayó de pie sobre la nieve, apoyándose en su katana mientras el amanecer iluminaba las flores de glicina del pico de la montaña.</w:t>
-        <w:br/>
-        <w:br/>
-        <w:t>Había aprobado la prueba.</w:t>
-        <w:br/>
-        <w:br/>
-        <w:t>[ CONTINUARÁ EN EL VOLUMEN 2 ]</w:t>
+        <w:t>Dos niñas con rostros de porcelana explicaron la regla: sobrevivir siete noches dentro de la montaña infestada de demonios.</w:t>
       </w:r>
     </w:p>
     <w:p>
       <w:pPr>
+        <w:spacing w:before="120" w:after="280"/>
         <w:jc w:val="center"/>
       </w:pPr>
-    </w:p>
-    <w:p>
       <w:r>
         <w:drawing>
           <wp:inline xmlns:a="http://schemas.openxmlformats.org/drawingml/2006/main" xmlns:pic="http://schemas.openxmlformats.org/drawingml/2006/picture">
-            <wp:extent cx="4572000" cy="2551814"/>
-            <wp:docPr id="3" name="Picture 3"/>
+            <wp:extent cx="4754880" cy="2674620"/>
+            <wp:docPr id="14" name="Picture 14"/>
             <wp:cNvGraphicFramePr>
               <a:graphicFrameLocks noChangeAspect="1"/>
             </wp:cNvGraphicFramePr>
@@ -948,11 +1289,11 @@
               <a:graphicData uri="http://schemas.openxmlformats.org/drawingml/2006/picture">
                 <pic:pic>
                   <pic:nvPicPr>
-                    <pic:cNvPr id="0" name="escena_climax.jpg"/>
+                    <pic:cNvPr id="0" name="escena_c5_e1.jpg"/>
                     <pic:cNvPicPr/>
                   </pic:nvPicPr>
                   <pic:blipFill>
-                    <a:blip r:embed="rId11"/>
+                    <a:blip r:embed="rId22"/>
                     <a:stretch>
                       <a:fillRect/>
                     </a:stretch>
@@ -960,7 +1301,165 @@
                   <pic:spPr>
                     <a:xfrm>
                       <a:off x="0" y="0"/>
-                      <a:ext cx="4572000" cy="2551814"/>
+                      <a:ext cx="4754880" cy="2674620"/>
+                    </a:xfrm>
+                    <a:prstGeom prst="rect"/>
+                  </pic:spPr>
+                </pic:pic>
+              </a:graphicData>
+            </a:graphic>
+          </wp:inline>
+        </w:drawing>
+      </w:r>
+    </w:p>
+    <w:p>
+      <w:bookmarkStart w:id="51" w:name="cap_5_esc"/>
+      <w:pPr>
+        <w:keepNext/>
+        <w:spacing w:before="240" w:after="120"/>
+        <w:jc w:val="left"/>
+      </w:pPr>
+      <w:r>
+        <w:rPr>
+          <w:rFonts w:ascii="Calibri" w:hAnsi="Calibri"/>
+          <w:b/>
+          <w:color w:val="4A5568"/>
+          <w:sz w:val="30"/>
+        </w:rPr>
+        <w:t>Escena 2: El Demonio de las Manos</w:t>
+      </w:r>
+      <w:bookmarkEnd w:id="51"/>
+    </w:p>
+    <w:p>
+      <w:pPr>
+        <w:spacing w:line="276" w:lineRule="auto" w:after="160"/>
+      </w:pPr>
+      <w:r>
+        <w:rPr>
+          <w:rFonts w:ascii="Calibri" w:hAnsi="Calibri"/>
+          <w:sz w:val="22"/>
+        </w:rPr>
+        <w:t>En la tercera noche de la prueba, la tierra tembló.</w:t>
+        <w:br/>
+        <w:br/>
+        <w:t>Un demonio grotesco y gigantesco, cubierto por decenas de brazos deformes que brotaban de su cuello y torso, emergió de las sombras del bosque. La criatura había devorado a docenas de aspirantes en las selecciones anteriores.</w:t>
+        <w:br/>
+        <w:br/>
+        <w:t>—¡Otro aprendiz con una máscara del maestro! —siseó la criatura con furia, extendiendo sus brazos gigantes para aplastar a Ren.</w:t>
+      </w:r>
+    </w:p>
+    <w:p>
+      <w:pPr>
+        <w:spacing w:before="120" w:after="280"/>
+        <w:jc w:val="center"/>
+      </w:pPr>
+      <w:r>
+        <w:drawing>
+          <wp:inline xmlns:a="http://schemas.openxmlformats.org/drawingml/2006/main" xmlns:pic="http://schemas.openxmlformats.org/drawingml/2006/picture">
+            <wp:extent cx="4754880" cy="2674620"/>
+            <wp:docPr id="15" name="Picture 15"/>
+            <wp:cNvGraphicFramePr>
+              <a:graphicFrameLocks noChangeAspect="1"/>
+            </wp:cNvGraphicFramePr>
+            <a:graphic>
+              <a:graphicData uri="http://schemas.openxmlformats.org/drawingml/2006/picture">
+                <pic:pic>
+                  <pic:nvPicPr>
+                    <pic:cNvPr id="0" name="escena_c5_e2.jpg"/>
+                    <pic:cNvPicPr/>
+                  </pic:nvPicPr>
+                  <pic:blipFill>
+                    <a:blip r:embed="rId23"/>
+                    <a:stretch>
+                      <a:fillRect/>
+                    </a:stretch>
+                  </pic:blipFill>
+                  <pic:spPr>
+                    <a:xfrm>
+                      <a:off x="0" y="0"/>
+                      <a:ext cx="4754880" cy="2674620"/>
+                    </a:xfrm>
+                    <a:prstGeom prst="rect"/>
+                  </pic:spPr>
+                </pic:pic>
+              </a:graphicData>
+            </a:graphic>
+          </wp:inline>
+        </w:drawing>
+      </w:r>
+    </w:p>
+    <w:p>
+      <w:bookmarkStart w:id="51" w:name="cap_5_esc"/>
+      <w:pPr>
+        <w:keepNext/>
+        <w:spacing w:before="240" w:after="120"/>
+        <w:jc w:val="left"/>
+      </w:pPr>
+      <w:r>
+        <w:rPr>
+          <w:rFonts w:ascii="Calibri" w:hAnsi="Calibri"/>
+          <w:b/>
+          <w:color w:val="4A5568"/>
+          <w:sz w:val="30"/>
+        </w:rPr>
+        <w:t>Escena 3: La Postura Suprema</w:t>
+      </w:r>
+      <w:bookmarkEnd w:id="51"/>
+    </w:p>
+    <w:p>
+      <w:pPr>
+        <w:spacing w:line="276" w:lineRule="auto" w:after="160"/>
+      </w:pPr>
+      <w:r>
+        <w:rPr>
+          <w:rFonts w:ascii="Calibri" w:hAnsi="Calibri"/>
+          <w:sz w:val="22"/>
+        </w:rPr>
+        <w:t>Ren esquivó las decenas de brazos con agilidad felina. Enfiló su katana negra y concentró toda la Respiración de Sangre en un solo punto.</w:t>
+        <w:br/>
+        <w:br/>
+        <w:t>—Respiración de Sangre: Primera Postura: Tajo del Horno Encendido.</w:t>
+        <w:br/>
+        <w:br/>
+        <w:t>Ren giró en un tornado de fuego rojo brillante que amputó los brazos del monstruo y le cercenó el cuello de un solo golpe magistral.</w:t>
+        <w:br/>
+        <w:br/>
+        <w:t>El demonio gigante se disolvió en cenizas bajo los primeros rayos del sol matutino entre las glicinas púrpuras.</w:t>
+        <w:br/>
+        <w:br/>
+        <w:t>Ren había sobrevivido a la Selección Final.</w:t>
+      </w:r>
+    </w:p>
+    <w:p>
+      <w:pPr>
+        <w:spacing w:before="120" w:after="280"/>
+        <w:jc w:val="center"/>
+      </w:pPr>
+      <w:r>
+        <w:drawing>
+          <wp:inline xmlns:a="http://schemas.openxmlformats.org/drawingml/2006/main" xmlns:pic="http://schemas.openxmlformats.org/drawingml/2006/picture">
+            <wp:extent cx="4754880" cy="2674620"/>
+            <wp:docPr id="16" name="Picture 16"/>
+            <wp:cNvGraphicFramePr>
+              <a:graphicFrameLocks noChangeAspect="1"/>
+            </wp:cNvGraphicFramePr>
+            <a:graphic>
+              <a:graphicData uri="http://schemas.openxmlformats.org/drawingml/2006/picture">
+                <pic:pic>
+                  <pic:nvPicPr>
+                    <pic:cNvPr id="0" name="escena_c5_e3.jpg"/>
+                    <pic:cNvPicPr/>
+                  </pic:nvPicPr>
+                  <pic:blipFill>
+                    <a:blip r:embed="rId24"/>
+                    <a:stretch>
+                      <a:fillRect/>
+                    </a:stretch>
+                  </pic:blipFill>
+                  <pic:spPr>
+                    <a:xfrm>
+                      <a:off x="0" y="0"/>
+                      <a:ext cx="4754880" cy="2674620"/>
                     </a:xfrm>
                     <a:prstGeom prst="rect"/>
                   </pic:spPr>
